--- a/Lembar Jawaban.docx
+++ b/Lembar Jawaban.docx
@@ -454,28 +454,328 @@
       <w:proofErr w:type="spellStart"/>
       <w:r>
         <w:lastRenderedPageBreak/>
-        <w:t>Praktikum</w:t>
-      </w:r>
-      <w:proofErr w:type="spellEnd"/>
-      <w:r>
-        <w:t xml:space="preserve"> 1</w:t>
-      </w:r>
+        <w:t>Main.dart</w:t>
+      </w:r>
+      <w:proofErr w:type="spellEnd"/>
     </w:p>
     <w:p>
       <w:pPr>
         <w:pStyle w:val="Heading2"/>
       </w:pPr>
-      <w:r>
-        <w:t>Langkah 1</w:t>
-      </w:r>
+      <w:proofErr w:type="gramStart"/>
+      <w:r>
+        <w:t>Code :</w:t>
+      </w:r>
+      <w:proofErr w:type="gramEnd"/>
+      <w:r>
+        <w:t xml:space="preserve"> </w:t>
+      </w:r>
+    </w:p>
+    <w:p>
+      <w:r>
+        <w:t xml:space="preserve">class </w:t>
+      </w:r>
+      <w:proofErr w:type="spellStart"/>
+      <w:r>
+        <w:t>MyApp</w:t>
+      </w:r>
+      <w:proofErr w:type="spellEnd"/>
+      <w:r>
+        <w:t xml:space="preserve"> extends </w:t>
+      </w:r>
+      <w:proofErr w:type="spellStart"/>
+      <w:r>
+        <w:t>StatelessWidget</w:t>
+      </w:r>
+      <w:proofErr w:type="spellEnd"/>
+      <w:r>
+        <w:t xml:space="preserve"> {</w:t>
+      </w:r>
+    </w:p>
+    <w:p>
+      <w:r>
+        <w:t xml:space="preserve">  </w:t>
+      </w:r>
+      <w:proofErr w:type="spellStart"/>
+      <w:r>
+        <w:t>const</w:t>
+      </w:r>
+      <w:proofErr w:type="spellEnd"/>
+      <w:r>
+        <w:t xml:space="preserve"> </w:t>
+      </w:r>
+      <w:proofErr w:type="spellStart"/>
+      <w:r>
+        <w:t>MyApp</w:t>
+      </w:r>
+      <w:proofErr w:type="spellEnd"/>
+      <w:r>
+        <w:t>({</w:t>
+      </w:r>
+      <w:proofErr w:type="spellStart"/>
+      <w:r>
+        <w:t>super.key</w:t>
+      </w:r>
+      <w:proofErr w:type="spellEnd"/>
+      <w:r>
+        <w:t>});</w:t>
+      </w:r>
+    </w:p>
+    <w:p/>
+    <w:p>
+      <w:r>
+        <w:t>  @override</w:t>
+      </w:r>
+    </w:p>
+    <w:p>
+      <w:r>
+        <w:t xml:space="preserve">  Widget </w:t>
+      </w:r>
+      <w:proofErr w:type="gramStart"/>
+      <w:r>
+        <w:t>build(</w:t>
+      </w:r>
+      <w:proofErr w:type="gramEnd"/>
+      <w:r>
+        <w:t>BuildContext context) {</w:t>
+      </w:r>
+    </w:p>
+    <w:p>
+      <w:r>
+        <w:t xml:space="preserve">    return </w:t>
+      </w:r>
+      <w:proofErr w:type="spellStart"/>
+      <w:proofErr w:type="gramStart"/>
+      <w:r>
+        <w:t>MaterialApp</w:t>
+      </w:r>
+      <w:proofErr w:type="spellEnd"/>
+      <w:r>
+        <w:t>(</w:t>
+      </w:r>
+      <w:proofErr w:type="gramEnd"/>
+    </w:p>
+    <w:p>
+      <w:r>
+        <w:t xml:space="preserve">      title: 'UTS Mobile Programming', // </w:t>
+      </w:r>
+      <w:proofErr w:type="spellStart"/>
+      <w:r>
+        <w:t>Judul</w:t>
+      </w:r>
+      <w:proofErr w:type="spellEnd"/>
+      <w:r>
+        <w:t xml:space="preserve"> </w:t>
+      </w:r>
+      <w:proofErr w:type="spellStart"/>
+      <w:r>
+        <w:t>aplikasi</w:t>
+      </w:r>
+      <w:proofErr w:type="spellEnd"/>
+      <w:r>
+        <w:t xml:space="preserve"> yang </w:t>
+      </w:r>
+      <w:proofErr w:type="spellStart"/>
+      <w:r>
+        <w:t>ditampilkan</w:t>
+      </w:r>
+      <w:proofErr w:type="spellEnd"/>
+      <w:r>
+        <w:t xml:space="preserve"> di taskbar</w:t>
+      </w:r>
+    </w:p>
+    <w:p>
+      <w:r>
+        <w:t xml:space="preserve">      theme: </w:t>
+      </w:r>
+      <w:proofErr w:type="spellStart"/>
+      <w:proofErr w:type="gramStart"/>
+      <w:r>
+        <w:t>ThemeData</w:t>
+      </w:r>
+      <w:proofErr w:type="spellEnd"/>
+      <w:r>
+        <w:t>(</w:t>
+      </w:r>
+      <w:proofErr w:type="gramEnd"/>
+    </w:p>
+    <w:p>
+      <w:r>
+        <w:t xml:space="preserve">        </w:t>
+      </w:r>
+      <w:proofErr w:type="spellStart"/>
+      <w:r>
+        <w:t>primarySwatch</w:t>
+      </w:r>
+      <w:proofErr w:type="spellEnd"/>
+      <w:r>
+        <w:t xml:space="preserve">: </w:t>
+      </w:r>
+      <w:proofErr w:type="spellStart"/>
+      <w:r>
+        <w:t>Colors.purple</w:t>
+      </w:r>
+      <w:proofErr w:type="spellEnd"/>
+      <w:r>
+        <w:t xml:space="preserve">, // Skema </w:t>
+      </w:r>
+      <w:proofErr w:type="spellStart"/>
+      <w:r>
+        <w:t>warna</w:t>
+      </w:r>
+      <w:proofErr w:type="spellEnd"/>
+      <w:r>
+        <w:t xml:space="preserve"> </w:t>
+      </w:r>
+      <w:proofErr w:type="spellStart"/>
+      <w:r>
+        <w:t>utama</w:t>
+      </w:r>
+      <w:proofErr w:type="spellEnd"/>
+      <w:r>
+        <w:t xml:space="preserve"> </w:t>
+      </w:r>
+      <w:proofErr w:type="spellStart"/>
+      <w:r>
+        <w:t>aplikasi</w:t>
+      </w:r>
+      <w:proofErr w:type="spellEnd"/>
+    </w:p>
+    <w:p>
+      <w:r>
+        <w:t xml:space="preserve">        </w:t>
+      </w:r>
+      <w:proofErr w:type="spellStart"/>
+      <w:r>
+        <w:t>visualDensity</w:t>
+      </w:r>
+      <w:proofErr w:type="spellEnd"/>
+      <w:r>
+        <w:t xml:space="preserve">: </w:t>
+      </w:r>
+      <w:proofErr w:type="spellStart"/>
+      <w:r>
+        <w:t>VisualDensity.adaptivePlatformDensity</w:t>
+      </w:r>
+      <w:proofErr w:type="spellEnd"/>
+      <w:r>
+        <w:t xml:space="preserve">, // </w:t>
+      </w:r>
+      <w:proofErr w:type="spellStart"/>
+      <w:r>
+        <w:t>Penyesuaian</w:t>
+      </w:r>
+      <w:proofErr w:type="spellEnd"/>
+      <w:r>
+        <w:t xml:space="preserve"> </w:t>
+      </w:r>
+      <w:proofErr w:type="spellStart"/>
+      <w:r>
+        <w:t>densitas</w:t>
+      </w:r>
+      <w:proofErr w:type="spellEnd"/>
+      <w:r>
+        <w:t xml:space="preserve"> visual</w:t>
+      </w:r>
+    </w:p>
+    <w:p>
+      <w:r>
+        <w:t>      ),</w:t>
+      </w:r>
+    </w:p>
+    <w:p>
+      <w:r>
+        <w:t xml:space="preserve">      home: </w:t>
+      </w:r>
+      <w:proofErr w:type="spellStart"/>
+      <w:r>
+        <w:t>const</w:t>
+      </w:r>
+      <w:proofErr w:type="spellEnd"/>
+      <w:r>
+        <w:t xml:space="preserve"> </w:t>
+      </w:r>
+      <w:proofErr w:type="spellStart"/>
+      <w:proofErr w:type="gramStart"/>
+      <w:r>
+        <w:t>LandingPage</w:t>
+      </w:r>
+      <w:proofErr w:type="spellEnd"/>
+      <w:r>
+        <w:t>(</w:t>
+      </w:r>
+      <w:proofErr w:type="gramEnd"/>
+      <w:r>
+        <w:t xml:space="preserve">), // Halaman </w:t>
+      </w:r>
+      <w:proofErr w:type="spellStart"/>
+      <w:r>
+        <w:t>awal</w:t>
+      </w:r>
+      <w:proofErr w:type="spellEnd"/>
+      <w:r>
+        <w:t xml:space="preserve"> </w:t>
+      </w:r>
+      <w:proofErr w:type="spellStart"/>
+      <w:r>
+        <w:t>aplikasi</w:t>
+      </w:r>
+      <w:proofErr w:type="spellEnd"/>
+    </w:p>
+    <w:p>
+      <w:r>
+        <w:t xml:space="preserve">      </w:t>
+      </w:r>
+      <w:proofErr w:type="spellStart"/>
+      <w:r>
+        <w:t>debugShowCheckedModeBanner</w:t>
+      </w:r>
+      <w:proofErr w:type="spellEnd"/>
+      <w:r>
+        <w:t xml:space="preserve">: false, // </w:t>
+      </w:r>
+      <w:proofErr w:type="spellStart"/>
+      <w:r>
+        <w:t>Menyembunyikan</w:t>
+      </w:r>
+      <w:proofErr w:type="spellEnd"/>
+      <w:r>
+        <w:t xml:space="preserve"> banner debug</w:t>
+      </w:r>
+    </w:p>
+    <w:p>
+      <w:r>
+        <w:t>    );</w:t>
+      </w:r>
+    </w:p>
+    <w:p>
+      <w:r>
+        <w:t>  }</w:t>
+      </w:r>
+    </w:p>
+    <w:p>
+      <w:r>
+        <w:t>}</w:t>
+      </w:r>
+    </w:p>
+    <w:p>
+      <w:pPr>
+        <w:pStyle w:val="Heading2"/>
+      </w:pPr>
+      <w:proofErr w:type="gramStart"/>
+      <w:r>
+        <w:lastRenderedPageBreak/>
+        <w:t>Output :</w:t>
+      </w:r>
+      <w:proofErr w:type="gramEnd"/>
     </w:p>
     <w:p>
       <w:r>
         <w:drawing>
-          <wp:inline distT="0" distB="0" distL="0" distR="0" wp14:anchorId="020E3367" wp14:editId="75D69A15">
-            <wp:extent cx="3829584" cy="2314898"/>
-            <wp:effectExtent l="0" t="0" r="0" b="9525"/>
-            <wp:docPr id="477380566" name="Picture 1"/>
+          <wp:inline distT="0" distB="0" distL="0" distR="0" wp14:anchorId="5533D7BF" wp14:editId="38D6F950">
+            <wp:extent cx="5731510" cy="4408805"/>
+            <wp:effectExtent l="0" t="0" r="2540" b="0"/>
+            <wp:docPr id="60967319" name="Picture 1"/>
             <wp:cNvGraphicFramePr>
               <a:graphicFrameLocks xmlns:a="http://schemas.openxmlformats.org/drawingml/2006/main" noChangeAspect="1"/>
             </wp:cNvGraphicFramePr>
@@ -483,7 +783,7 @@
               <a:graphicData uri="http://schemas.openxmlformats.org/drawingml/2006/picture">
                 <pic:pic xmlns:pic="http://schemas.openxmlformats.org/drawingml/2006/picture">
                   <pic:nvPicPr>
-                    <pic:cNvPr id="477380566" name=""/>
+                    <pic:cNvPr id="60967319" name=""/>
                     <pic:cNvPicPr/>
                   </pic:nvPicPr>
                   <pic:blipFill>
@@ -495,7 +795,7 @@
                   <pic:spPr>
                     <a:xfrm>
                       <a:off x="0" y="0"/>
-                      <a:ext cx="3829584" cy="2314898"/>
+                      <a:ext cx="5731510" cy="4408805"/>
                     </a:xfrm>
                     <a:prstGeom prst="rect">
                       <a:avLst/>
@@ -510,252 +810,1825 @@
     </w:p>
     <w:p>
       <w:pPr>
+        <w:pStyle w:val="Heading1"/>
+      </w:pPr>
+      <w:proofErr w:type="spellStart"/>
+      <w:r>
+        <w:t>About_</w:t>
+      </w:r>
+      <w:proofErr w:type="gramStart"/>
+      <w:r>
+        <w:t>page.dart</w:t>
+      </w:r>
+      <w:proofErr w:type="spellEnd"/>
+      <w:proofErr w:type="gramEnd"/>
+    </w:p>
+    <w:p>
+      <w:pPr>
         <w:pStyle w:val="Heading2"/>
       </w:pPr>
-      <w:r>
-        <w:t>Langkah 2</w:t>
-      </w:r>
-    </w:p>
-    <w:p>
-      <w:r>
-        <w:drawing>
-          <wp:inline distT="0" distB="0" distL="0" distR="0" wp14:anchorId="067C8B39" wp14:editId="72F5B610">
-            <wp:extent cx="1905266" cy="638264"/>
-            <wp:effectExtent l="0" t="0" r="0" b="9525"/>
-            <wp:docPr id="80304947" name="Picture 1"/>
-            <wp:cNvGraphicFramePr>
-              <a:graphicFrameLocks xmlns:a="http://schemas.openxmlformats.org/drawingml/2006/main" noChangeAspect="1"/>
-            </wp:cNvGraphicFramePr>
-            <a:graphic xmlns:a="http://schemas.openxmlformats.org/drawingml/2006/main">
-              <a:graphicData uri="http://schemas.openxmlformats.org/drawingml/2006/picture">
-                <pic:pic xmlns:pic="http://schemas.openxmlformats.org/drawingml/2006/picture">
-                  <pic:nvPicPr>
-                    <pic:cNvPr id="80304947" name=""/>
-                    <pic:cNvPicPr/>
-                  </pic:nvPicPr>
-                  <pic:blipFill>
-                    <a:blip r:embed="rId8"/>
-                    <a:stretch>
-                      <a:fillRect/>
-                    </a:stretch>
-                  </pic:blipFill>
-                  <pic:spPr>
-                    <a:xfrm>
-                      <a:off x="0" y="0"/>
-                      <a:ext cx="1905266" cy="638264"/>
-                    </a:xfrm>
-                    <a:prstGeom prst="rect">
-                      <a:avLst/>
-                    </a:prstGeom>
-                  </pic:spPr>
-                </pic:pic>
-              </a:graphicData>
-            </a:graphic>
-          </wp:inline>
-        </w:drawing>
-      </w:r>
-    </w:p>
+      <w:proofErr w:type="gramStart"/>
+      <w:r>
+        <w:t>Code :</w:t>
+      </w:r>
+      <w:proofErr w:type="gramEnd"/>
+    </w:p>
+    <w:p>
+      <w:r>
+        <w:t>import '</w:t>
+      </w:r>
+      <w:proofErr w:type="spellStart"/>
+      <w:proofErr w:type="gramStart"/>
+      <w:r>
+        <w:t>package:flutter</w:t>
+      </w:r>
+      <w:proofErr w:type="spellEnd"/>
+      <w:r>
+        <w:t>/</w:t>
+      </w:r>
+      <w:proofErr w:type="spellStart"/>
+      <w:r>
+        <w:t>material.dart</w:t>
+      </w:r>
+      <w:proofErr w:type="spellEnd"/>
+      <w:proofErr w:type="gramEnd"/>
+      <w:r>
+        <w:t>';</w:t>
+      </w:r>
+    </w:p>
+    <w:p/>
+    <w:p>
+      <w:r>
+        <w:t xml:space="preserve">class </w:t>
+      </w:r>
+      <w:proofErr w:type="spellStart"/>
+      <w:r>
+        <w:t>AboutPage</w:t>
+      </w:r>
+      <w:proofErr w:type="spellEnd"/>
+      <w:r>
+        <w:t xml:space="preserve"> extends </w:t>
+      </w:r>
+      <w:proofErr w:type="spellStart"/>
+      <w:r>
+        <w:t>StatelessWidget</w:t>
+      </w:r>
+      <w:proofErr w:type="spellEnd"/>
+      <w:r>
+        <w:t xml:space="preserve"> {</w:t>
+      </w:r>
+    </w:p>
+    <w:p>
+      <w:r>
+        <w:t xml:space="preserve">  </w:t>
+      </w:r>
+      <w:proofErr w:type="spellStart"/>
+      <w:r>
+        <w:t>const</w:t>
+      </w:r>
+      <w:proofErr w:type="spellEnd"/>
+      <w:r>
+        <w:t xml:space="preserve"> </w:t>
+      </w:r>
+      <w:proofErr w:type="spellStart"/>
+      <w:r>
+        <w:t>AboutPage</w:t>
+      </w:r>
+      <w:proofErr w:type="spellEnd"/>
+      <w:r>
+        <w:t>({</w:t>
+      </w:r>
+      <w:proofErr w:type="spellStart"/>
+      <w:r>
+        <w:t>super.key</w:t>
+      </w:r>
+      <w:proofErr w:type="spellEnd"/>
+      <w:r>
+        <w:t>});</w:t>
+      </w:r>
+    </w:p>
+    <w:p/>
+    <w:p>
+      <w:r>
+        <w:t>  @override</w:t>
+      </w:r>
+    </w:p>
+    <w:p>
+      <w:r>
+        <w:t xml:space="preserve">  Widget </w:t>
+      </w:r>
+      <w:proofErr w:type="gramStart"/>
+      <w:r>
+        <w:t>build(</w:t>
+      </w:r>
+      <w:proofErr w:type="gramEnd"/>
+      <w:r>
+        <w:t>BuildContext context) {</w:t>
+      </w:r>
+    </w:p>
+    <w:p>
+      <w:r>
+        <w:t xml:space="preserve">    return </w:t>
+      </w:r>
+      <w:proofErr w:type="gramStart"/>
+      <w:r>
+        <w:t>Scaffold(</w:t>
+      </w:r>
+      <w:proofErr w:type="gramEnd"/>
+    </w:p>
+    <w:p>
+      <w:r>
+        <w:t xml:space="preserve">      </w:t>
+      </w:r>
+      <w:proofErr w:type="spellStart"/>
+      <w:r>
+        <w:t>appBar</w:t>
+      </w:r>
+      <w:proofErr w:type="spellEnd"/>
+      <w:r>
+        <w:t xml:space="preserve">: </w:t>
+      </w:r>
+      <w:proofErr w:type="spellStart"/>
+      <w:proofErr w:type="gramStart"/>
+      <w:r>
+        <w:t>AppBar</w:t>
+      </w:r>
+      <w:proofErr w:type="spellEnd"/>
+      <w:r>
+        <w:t>(</w:t>
+      </w:r>
+      <w:proofErr w:type="gramEnd"/>
+    </w:p>
+    <w:p>
+      <w:r>
+        <w:t xml:space="preserve">        title: </w:t>
+      </w:r>
+      <w:proofErr w:type="spellStart"/>
+      <w:r>
+        <w:t>const</w:t>
+      </w:r>
+      <w:proofErr w:type="spellEnd"/>
+      <w:r>
+        <w:t xml:space="preserve"> Text('About'),</w:t>
+      </w:r>
+    </w:p>
+    <w:p>
+      <w:r>
+        <w:t xml:space="preserve">        </w:t>
+      </w:r>
+      <w:proofErr w:type="spellStart"/>
+      <w:r>
+        <w:t>backgroundColor</w:t>
+      </w:r>
+      <w:proofErr w:type="spellEnd"/>
+      <w:r>
+        <w:t xml:space="preserve">: </w:t>
+      </w:r>
+      <w:proofErr w:type="spellStart"/>
+      <w:r>
+        <w:t>Colors.teal</w:t>
+      </w:r>
+      <w:proofErr w:type="spellEnd"/>
+      <w:r>
+        <w:t xml:space="preserve">, // Ubah </w:t>
+      </w:r>
+      <w:proofErr w:type="spellStart"/>
+      <w:r>
+        <w:t>warna</w:t>
+      </w:r>
+      <w:proofErr w:type="spellEnd"/>
+    </w:p>
+    <w:p>
+      <w:r>
+        <w:t>      ),</w:t>
+      </w:r>
+    </w:p>
+    <w:p>
+      <w:r>
+        <w:lastRenderedPageBreak/>
+        <w:t xml:space="preserve">      body: </w:t>
+      </w:r>
+      <w:proofErr w:type="gramStart"/>
+      <w:r>
+        <w:t>Padding(</w:t>
+      </w:r>
+      <w:proofErr w:type="gramEnd"/>
+    </w:p>
+    <w:p>
+      <w:r>
+        <w:t xml:space="preserve">        padding: </w:t>
+      </w:r>
+      <w:proofErr w:type="spellStart"/>
+      <w:r>
+        <w:t>const</w:t>
+      </w:r>
+      <w:proofErr w:type="spellEnd"/>
+      <w:r>
+        <w:t xml:space="preserve"> </w:t>
+      </w:r>
+      <w:proofErr w:type="spellStart"/>
+      <w:proofErr w:type="gramStart"/>
+      <w:r>
+        <w:t>EdgeInsets.all</w:t>
+      </w:r>
+      <w:proofErr w:type="spellEnd"/>
+      <w:r>
+        <w:t>(</w:t>
+      </w:r>
+      <w:proofErr w:type="gramEnd"/>
+      <w:r>
+        <w:t xml:space="preserve">20.0), // </w:t>
+      </w:r>
+      <w:proofErr w:type="spellStart"/>
+      <w:r>
+        <w:t>Tambahkan</w:t>
+      </w:r>
+      <w:proofErr w:type="spellEnd"/>
+      <w:r>
+        <w:t xml:space="preserve"> padding</w:t>
+      </w:r>
+    </w:p>
+    <w:p>
+      <w:r>
+        <w:t xml:space="preserve">        child: </w:t>
+      </w:r>
+      <w:proofErr w:type="gramStart"/>
+      <w:r>
+        <w:t>Column(</w:t>
+      </w:r>
+      <w:proofErr w:type="gramEnd"/>
+    </w:p>
+    <w:p>
+      <w:r>
+        <w:t xml:space="preserve">          </w:t>
+      </w:r>
+      <w:proofErr w:type="spellStart"/>
+      <w:r>
+        <w:t>crossAxisAlignment</w:t>
+      </w:r>
+      <w:proofErr w:type="spellEnd"/>
+      <w:r>
+        <w:t xml:space="preserve">: </w:t>
+      </w:r>
+      <w:proofErr w:type="spellStart"/>
+      <w:r>
+        <w:t>CrossAxisAlignment.start</w:t>
+      </w:r>
+      <w:proofErr w:type="spellEnd"/>
+      <w:r>
+        <w:t>,</w:t>
+      </w:r>
+    </w:p>
+    <w:p>
+      <w:r>
+        <w:t>          children: [</w:t>
+      </w:r>
+    </w:p>
+    <w:p>
+      <w:r>
+        <w:t xml:space="preserve">            </w:t>
+      </w:r>
+      <w:proofErr w:type="gramStart"/>
+      <w:r>
+        <w:t>Text(</w:t>
+      </w:r>
+      <w:proofErr w:type="gramEnd"/>
+    </w:p>
+    <w:p>
+      <w:r>
+        <w:t>              'About This App',</w:t>
+      </w:r>
+    </w:p>
+    <w:p>
+      <w:r>
+        <w:t xml:space="preserve">              style: </w:t>
+      </w:r>
+      <w:proofErr w:type="spellStart"/>
+      <w:r>
+        <w:t>const</w:t>
+      </w:r>
+      <w:proofErr w:type="spellEnd"/>
+      <w:r>
+        <w:t xml:space="preserve"> </w:t>
+      </w:r>
+      <w:proofErr w:type="spellStart"/>
+      <w:proofErr w:type="gramStart"/>
+      <w:r>
+        <w:t>TextStyle</w:t>
+      </w:r>
+      <w:proofErr w:type="spellEnd"/>
+      <w:r>
+        <w:t>(</w:t>
+      </w:r>
+      <w:proofErr w:type="gramEnd"/>
+    </w:p>
+    <w:p>
+      <w:r>
+        <w:t xml:space="preserve">                </w:t>
+      </w:r>
+      <w:proofErr w:type="spellStart"/>
+      <w:r>
+        <w:t>fontSize</w:t>
+      </w:r>
+      <w:proofErr w:type="spellEnd"/>
+      <w:r>
+        <w:t>: 30,</w:t>
+      </w:r>
+    </w:p>
+    <w:p>
+      <w:r>
+        <w:t xml:space="preserve">                </w:t>
+      </w:r>
+      <w:proofErr w:type="spellStart"/>
+      <w:r>
+        <w:t>fontWeight</w:t>
+      </w:r>
+      <w:proofErr w:type="spellEnd"/>
+      <w:r>
+        <w:t xml:space="preserve">: </w:t>
+      </w:r>
+      <w:proofErr w:type="spellStart"/>
+      <w:r>
+        <w:t>FontWeight.bold</w:t>
+      </w:r>
+      <w:proofErr w:type="spellEnd"/>
+      <w:r>
+        <w:t>,</w:t>
+      </w:r>
+    </w:p>
+    <w:p>
+      <w:r>
+        <w:t xml:space="preserve">                </w:t>
+      </w:r>
+      <w:proofErr w:type="spellStart"/>
+      <w:r>
+        <w:t>color</w:t>
+      </w:r>
+      <w:proofErr w:type="spellEnd"/>
+      <w:r>
+        <w:t xml:space="preserve">: </w:t>
+      </w:r>
+      <w:proofErr w:type="spellStart"/>
+      <w:r>
+        <w:t>Colors.black</w:t>
+      </w:r>
+      <w:proofErr w:type="spellEnd"/>
+      <w:r>
+        <w:t>,</w:t>
+      </w:r>
+    </w:p>
+    <w:p>
+      <w:r>
+        <w:t>              ),</w:t>
+      </w:r>
+    </w:p>
+    <w:p>
+      <w:r>
+        <w:t>            ),</w:t>
+      </w:r>
+    </w:p>
+    <w:p>
+      <w:r>
+        <w:t xml:space="preserve">            </w:t>
+      </w:r>
+      <w:proofErr w:type="spellStart"/>
+      <w:r>
+        <w:t>const</w:t>
+      </w:r>
+      <w:proofErr w:type="spellEnd"/>
+      <w:r>
+        <w:t xml:space="preserve"> </w:t>
+      </w:r>
+      <w:proofErr w:type="spellStart"/>
+      <w:proofErr w:type="gramStart"/>
+      <w:r>
+        <w:t>SizedBox</w:t>
+      </w:r>
+      <w:proofErr w:type="spellEnd"/>
+      <w:r>
+        <w:t>(</w:t>
+      </w:r>
+      <w:proofErr w:type="gramEnd"/>
+      <w:r>
+        <w:t>height: 20),</w:t>
+      </w:r>
+    </w:p>
+    <w:p>
+      <w:r>
+        <w:t xml:space="preserve">            </w:t>
+      </w:r>
+      <w:proofErr w:type="gramStart"/>
+      <w:r>
+        <w:t>Card(</w:t>
+      </w:r>
+      <w:proofErr w:type="gramEnd"/>
+    </w:p>
+    <w:p>
+      <w:r>
+        <w:t xml:space="preserve">              elevation: 5, // </w:t>
+      </w:r>
+      <w:proofErr w:type="spellStart"/>
+      <w:r>
+        <w:t>Tambahkan</w:t>
+      </w:r>
+      <w:proofErr w:type="spellEnd"/>
+      <w:r>
+        <w:t xml:space="preserve"> </w:t>
+      </w:r>
+      <w:proofErr w:type="spellStart"/>
+      <w:r>
+        <w:t>bayangan</w:t>
+      </w:r>
+      <w:proofErr w:type="spellEnd"/>
+    </w:p>
+    <w:p>
+      <w:r>
+        <w:t xml:space="preserve">              child: </w:t>
+      </w:r>
+      <w:proofErr w:type="gramStart"/>
+      <w:r>
+        <w:t>Padding(</w:t>
+      </w:r>
+      <w:proofErr w:type="gramEnd"/>
+    </w:p>
+    <w:p>
+      <w:r>
+        <w:t xml:space="preserve">                padding: </w:t>
+      </w:r>
+      <w:proofErr w:type="spellStart"/>
+      <w:r>
+        <w:t>const</w:t>
+      </w:r>
+      <w:proofErr w:type="spellEnd"/>
+      <w:r>
+        <w:t xml:space="preserve"> </w:t>
+      </w:r>
+      <w:proofErr w:type="spellStart"/>
+      <w:proofErr w:type="gramStart"/>
+      <w:r>
+        <w:t>EdgeInsets.all</w:t>
+      </w:r>
+      <w:proofErr w:type="spellEnd"/>
+      <w:r>
+        <w:t>(</w:t>
+      </w:r>
+      <w:proofErr w:type="gramEnd"/>
+      <w:r>
+        <w:t>16.0),</w:t>
+      </w:r>
+    </w:p>
+    <w:p>
+      <w:r>
+        <w:t xml:space="preserve">                child: </w:t>
+      </w:r>
+      <w:proofErr w:type="gramStart"/>
+      <w:r>
+        <w:t>Column(</w:t>
+      </w:r>
+      <w:proofErr w:type="gramEnd"/>
+    </w:p>
+    <w:p>
+      <w:r>
+        <w:t xml:space="preserve">                  </w:t>
+      </w:r>
+      <w:proofErr w:type="spellStart"/>
+      <w:r>
+        <w:t>crossAxisAlignment</w:t>
+      </w:r>
+      <w:proofErr w:type="spellEnd"/>
+      <w:r>
+        <w:t xml:space="preserve">: </w:t>
+      </w:r>
+      <w:proofErr w:type="spellStart"/>
+      <w:r>
+        <w:t>CrossAxisAlignment.start</w:t>
+      </w:r>
+      <w:proofErr w:type="spellEnd"/>
+      <w:r>
+        <w:t>,</w:t>
+      </w:r>
+    </w:p>
+    <w:p>
+      <w:r>
+        <w:t>                  children: [</w:t>
+      </w:r>
+    </w:p>
+    <w:p>
+      <w:r>
+        <w:t xml:space="preserve">                    </w:t>
+      </w:r>
+      <w:proofErr w:type="gramStart"/>
+      <w:r>
+        <w:t>Text(</w:t>
+      </w:r>
+      <w:proofErr w:type="gramEnd"/>
+    </w:p>
+    <w:p>
+      <w:r>
+        <w:t>                      '</w:t>
+      </w:r>
+      <w:proofErr w:type="spellStart"/>
+      <w:r>
+        <w:t>Deskripsi</w:t>
+      </w:r>
+      <w:proofErr w:type="spellEnd"/>
+      <w:r>
+        <w:t xml:space="preserve"> </w:t>
+      </w:r>
+      <w:proofErr w:type="spellStart"/>
+      <w:r>
+        <w:t>Aplikasi</w:t>
+      </w:r>
+      <w:proofErr w:type="spellEnd"/>
+      <w:r>
+        <w:t>',</w:t>
+      </w:r>
+    </w:p>
+    <w:p>
+      <w:r>
+        <w:t xml:space="preserve">                      style: </w:t>
+      </w:r>
+      <w:proofErr w:type="spellStart"/>
+      <w:r>
+        <w:t>const</w:t>
+      </w:r>
+      <w:proofErr w:type="spellEnd"/>
+      <w:r>
+        <w:t xml:space="preserve"> </w:t>
+      </w:r>
+      <w:proofErr w:type="spellStart"/>
+      <w:proofErr w:type="gramStart"/>
+      <w:r>
+        <w:t>TextStyle</w:t>
+      </w:r>
+      <w:proofErr w:type="spellEnd"/>
+      <w:r>
+        <w:t>(</w:t>
+      </w:r>
+      <w:proofErr w:type="gramEnd"/>
+    </w:p>
+    <w:p>
+      <w:r>
+        <w:t xml:space="preserve">                        </w:t>
+      </w:r>
+      <w:proofErr w:type="spellStart"/>
+      <w:r>
+        <w:t>fontSize</w:t>
+      </w:r>
+      <w:proofErr w:type="spellEnd"/>
+      <w:r>
+        <w:t>: 20,</w:t>
+      </w:r>
+    </w:p>
+    <w:p>
+      <w:r>
+        <w:t xml:space="preserve">                        </w:t>
+      </w:r>
+      <w:proofErr w:type="spellStart"/>
+      <w:r>
+        <w:t>fontWeight</w:t>
+      </w:r>
+      <w:proofErr w:type="spellEnd"/>
+      <w:r>
+        <w:t xml:space="preserve">: </w:t>
+      </w:r>
+      <w:proofErr w:type="spellStart"/>
+      <w:r>
+        <w:t>FontWeight.bold</w:t>
+      </w:r>
+      <w:proofErr w:type="spellEnd"/>
+      <w:r>
+        <w:t>,</w:t>
+      </w:r>
+    </w:p>
+    <w:p>
+      <w:r>
+        <w:t>                      ),</w:t>
+      </w:r>
+    </w:p>
+    <w:p>
+      <w:r>
+        <w:t>                    ),</w:t>
+      </w:r>
+    </w:p>
+    <w:p>
+      <w:r>
+        <w:t xml:space="preserve">                    </w:t>
+      </w:r>
+      <w:proofErr w:type="spellStart"/>
+      <w:r>
+        <w:t>const</w:t>
+      </w:r>
+      <w:proofErr w:type="spellEnd"/>
+      <w:r>
+        <w:t xml:space="preserve"> </w:t>
+      </w:r>
+      <w:proofErr w:type="spellStart"/>
+      <w:proofErr w:type="gramStart"/>
+      <w:r>
+        <w:t>SizedBox</w:t>
+      </w:r>
+      <w:proofErr w:type="spellEnd"/>
+      <w:r>
+        <w:t>(</w:t>
+      </w:r>
+      <w:proofErr w:type="gramEnd"/>
+      <w:r>
+        <w:t>height: 10),</w:t>
+      </w:r>
+    </w:p>
+    <w:p>
+      <w:r>
+        <w:t xml:space="preserve">                    </w:t>
+      </w:r>
+      <w:proofErr w:type="gramStart"/>
+      <w:r>
+        <w:t>Text(</w:t>
+      </w:r>
+      <w:proofErr w:type="gramEnd"/>
+    </w:p>
+    <w:p>
+      <w:r>
+        <w:t>                      '</w:t>
+      </w:r>
+      <w:proofErr w:type="spellStart"/>
+      <w:r>
+        <w:t>Aplikasi</w:t>
+      </w:r>
+      <w:proofErr w:type="spellEnd"/>
+      <w:r>
+        <w:t xml:space="preserve"> </w:t>
+      </w:r>
+      <w:proofErr w:type="spellStart"/>
+      <w:r>
+        <w:t>ini</w:t>
+      </w:r>
+      <w:proofErr w:type="spellEnd"/>
+      <w:r>
+        <w:t xml:space="preserve"> </w:t>
+      </w:r>
+      <w:proofErr w:type="spellStart"/>
+      <w:r>
+        <w:t>adalah</w:t>
+      </w:r>
+      <w:proofErr w:type="spellEnd"/>
+      <w:r>
+        <w:t xml:space="preserve"> </w:t>
+      </w:r>
+      <w:proofErr w:type="spellStart"/>
+      <w:r>
+        <w:t>contoh</w:t>
+      </w:r>
+      <w:proofErr w:type="spellEnd"/>
+      <w:r>
+        <w:t xml:space="preserve"> </w:t>
+      </w:r>
+      <w:proofErr w:type="spellStart"/>
+      <w:r>
+        <w:t>aplikasi</w:t>
+      </w:r>
+      <w:proofErr w:type="spellEnd"/>
+      <w:r>
+        <w:t xml:space="preserve"> Flutter yang </w:t>
+      </w:r>
+      <w:proofErr w:type="spellStart"/>
+      <w:r>
+        <w:t>dibuat</w:t>
+      </w:r>
+      <w:proofErr w:type="spellEnd"/>
+      <w:r>
+        <w:t xml:space="preserve"> </w:t>
+      </w:r>
+      <w:proofErr w:type="spellStart"/>
+      <w:r>
+        <w:t>untuk</w:t>
+      </w:r>
+      <w:proofErr w:type="spellEnd"/>
+      <w:r>
+        <w:t xml:space="preserve"> </w:t>
+      </w:r>
+      <w:proofErr w:type="spellStart"/>
+      <w:r>
+        <w:t>ujian</w:t>
+      </w:r>
+      <w:proofErr w:type="spellEnd"/>
+      <w:r>
+        <w:t xml:space="preserve"> </w:t>
+      </w:r>
+      <w:proofErr w:type="spellStart"/>
+      <w:r>
+        <w:t>tengah</w:t>
+      </w:r>
+      <w:proofErr w:type="spellEnd"/>
+      <w:r>
+        <w:t xml:space="preserve"> semester Mata Kuliah </w:t>
+      </w:r>
+      <w:proofErr w:type="spellStart"/>
+      <w:r>
+        <w:t>Pemrograman</w:t>
+      </w:r>
+      <w:proofErr w:type="spellEnd"/>
+      <w:r>
+        <w:t xml:space="preserve"> Mobile. '</w:t>
+      </w:r>
+    </w:p>
+    <w:p>
+      <w:r>
+        <w:lastRenderedPageBreak/>
+        <w:t>                      '</w:t>
+      </w:r>
+      <w:proofErr w:type="spellStart"/>
+      <w:r>
+        <w:t>Aplikasi</w:t>
+      </w:r>
+      <w:proofErr w:type="spellEnd"/>
+      <w:r>
+        <w:t xml:space="preserve"> </w:t>
+      </w:r>
+      <w:proofErr w:type="spellStart"/>
+      <w:r>
+        <w:t>ini</w:t>
+      </w:r>
+      <w:proofErr w:type="spellEnd"/>
+      <w:r>
+        <w:t xml:space="preserve"> </w:t>
+      </w:r>
+      <w:proofErr w:type="spellStart"/>
+      <w:r>
+        <w:t>menunjukkan</w:t>
+      </w:r>
+      <w:proofErr w:type="spellEnd"/>
+      <w:r>
+        <w:t xml:space="preserve"> </w:t>
+      </w:r>
+      <w:proofErr w:type="spellStart"/>
+      <w:r>
+        <w:t>teknik</w:t>
+      </w:r>
+      <w:proofErr w:type="spellEnd"/>
+      <w:r>
+        <w:t xml:space="preserve"> </w:t>
+      </w:r>
+      <w:proofErr w:type="spellStart"/>
+      <w:r>
+        <w:t>navigasi</w:t>
+      </w:r>
+      <w:proofErr w:type="spellEnd"/>
+      <w:r>
+        <w:t xml:space="preserve"> </w:t>
+      </w:r>
+      <w:proofErr w:type="spellStart"/>
+      <w:r>
+        <w:t>dasar</w:t>
+      </w:r>
+      <w:proofErr w:type="spellEnd"/>
+      <w:r>
+        <w:t xml:space="preserve">, </w:t>
+      </w:r>
+      <w:proofErr w:type="spellStart"/>
+      <w:r>
+        <w:t>pengolahan</w:t>
+      </w:r>
+      <w:proofErr w:type="spellEnd"/>
+      <w:r>
+        <w:t xml:space="preserve"> form, dan tata </w:t>
+      </w:r>
+      <w:proofErr w:type="spellStart"/>
+      <w:r>
+        <w:t>letak</w:t>
+      </w:r>
+      <w:proofErr w:type="spellEnd"/>
+      <w:r>
+        <w:t xml:space="preserve"> </w:t>
+      </w:r>
+      <w:proofErr w:type="spellStart"/>
+      <w:r>
+        <w:t>responsif</w:t>
+      </w:r>
+      <w:proofErr w:type="spellEnd"/>
+      <w:r>
+        <w:t xml:space="preserve"> di Flutter. '</w:t>
+      </w:r>
+    </w:p>
+    <w:p>
+      <w:r>
+        <w:t>                      '</w:t>
+      </w:r>
+      <w:proofErr w:type="spellStart"/>
+      <w:r>
+        <w:t>Aplikasi</w:t>
+      </w:r>
+      <w:proofErr w:type="spellEnd"/>
+      <w:r>
+        <w:t xml:space="preserve"> </w:t>
+      </w:r>
+      <w:proofErr w:type="spellStart"/>
+      <w:r>
+        <w:t>ini</w:t>
+      </w:r>
+      <w:proofErr w:type="spellEnd"/>
+      <w:r>
+        <w:t xml:space="preserve"> </w:t>
+      </w:r>
+      <w:proofErr w:type="spellStart"/>
+      <w:r>
+        <w:t>memiliki</w:t>
+      </w:r>
+      <w:proofErr w:type="spellEnd"/>
+      <w:r>
+        <w:t xml:space="preserve"> </w:t>
+      </w:r>
+      <w:proofErr w:type="spellStart"/>
+      <w:r>
+        <w:t>fitur</w:t>
+      </w:r>
+      <w:proofErr w:type="spellEnd"/>
+      <w:r>
+        <w:t xml:space="preserve"> </w:t>
+      </w:r>
+      <w:proofErr w:type="spellStart"/>
+      <w:r>
+        <w:t>seperti</w:t>
+      </w:r>
+      <w:proofErr w:type="spellEnd"/>
+      <w:r>
+        <w:t xml:space="preserve"> </w:t>
+      </w:r>
+      <w:proofErr w:type="spellStart"/>
+      <w:r>
+        <w:t>autentikasi</w:t>
+      </w:r>
+      <w:proofErr w:type="spellEnd"/>
+      <w:r>
+        <w:t xml:space="preserve"> </w:t>
+      </w:r>
+      <w:proofErr w:type="spellStart"/>
+      <w:r>
+        <w:t>pengguna</w:t>
+      </w:r>
+      <w:proofErr w:type="spellEnd"/>
+      <w:r>
+        <w:t xml:space="preserve">, </w:t>
+      </w:r>
+      <w:proofErr w:type="spellStart"/>
+      <w:r>
+        <w:t>pengelolaan</w:t>
+      </w:r>
+      <w:proofErr w:type="spellEnd"/>
+      <w:r>
+        <w:t xml:space="preserve"> </w:t>
+      </w:r>
+      <w:proofErr w:type="spellStart"/>
+      <w:r>
+        <w:t>profil</w:t>
+      </w:r>
+      <w:proofErr w:type="spellEnd"/>
+      <w:r>
+        <w:t xml:space="preserve">, dan </w:t>
+      </w:r>
+      <w:proofErr w:type="spellStart"/>
+      <w:r>
+        <w:t>navigasi</w:t>
+      </w:r>
+      <w:proofErr w:type="spellEnd"/>
+      <w:r>
+        <w:t xml:space="preserve"> </w:t>
+      </w:r>
+      <w:proofErr w:type="spellStart"/>
+      <w:r>
+        <w:t>layar</w:t>
+      </w:r>
+      <w:proofErr w:type="spellEnd"/>
+      <w:r>
+        <w:t xml:space="preserve"> multiple.',</w:t>
+      </w:r>
+    </w:p>
+    <w:p>
+      <w:r>
+        <w:t xml:space="preserve">                      style: </w:t>
+      </w:r>
+      <w:proofErr w:type="spellStart"/>
+      <w:r>
+        <w:t>const</w:t>
+      </w:r>
+      <w:proofErr w:type="spellEnd"/>
+      <w:r>
+        <w:t xml:space="preserve"> </w:t>
+      </w:r>
+      <w:proofErr w:type="spellStart"/>
+      <w:proofErr w:type="gramStart"/>
+      <w:r>
+        <w:t>TextStyle</w:t>
+      </w:r>
+      <w:proofErr w:type="spellEnd"/>
+      <w:r>
+        <w:t>(</w:t>
+      </w:r>
+      <w:proofErr w:type="spellStart"/>
+      <w:proofErr w:type="gramEnd"/>
+      <w:r>
+        <w:t>fontSize</w:t>
+      </w:r>
+      <w:proofErr w:type="spellEnd"/>
+      <w:r>
+        <w:t>: 16),</w:t>
+      </w:r>
+    </w:p>
+    <w:p>
+      <w:r>
+        <w:t>                    ),</w:t>
+      </w:r>
+    </w:p>
+    <w:p>
+      <w:r>
+        <w:t>                  ],</w:t>
+      </w:r>
+    </w:p>
+    <w:p>
+      <w:r>
+        <w:t>                ),</w:t>
+      </w:r>
+    </w:p>
+    <w:p>
+      <w:r>
+        <w:t>              ),</w:t>
+      </w:r>
+    </w:p>
+    <w:p>
+      <w:r>
+        <w:t>            ),</w:t>
+      </w:r>
+    </w:p>
+    <w:p>
+      <w:r>
+        <w:t xml:space="preserve">            </w:t>
+      </w:r>
+      <w:proofErr w:type="spellStart"/>
+      <w:r>
+        <w:t>const</w:t>
+      </w:r>
+      <w:proofErr w:type="spellEnd"/>
+      <w:r>
+        <w:t xml:space="preserve"> </w:t>
+      </w:r>
+      <w:proofErr w:type="spellStart"/>
+      <w:proofErr w:type="gramStart"/>
+      <w:r>
+        <w:t>SizedBox</w:t>
+      </w:r>
+      <w:proofErr w:type="spellEnd"/>
+      <w:r>
+        <w:t>(</w:t>
+      </w:r>
+      <w:proofErr w:type="gramEnd"/>
+      <w:r>
+        <w:t>height: 20),</w:t>
+      </w:r>
+    </w:p>
+    <w:p>
+      <w:r>
+        <w:t xml:space="preserve">            </w:t>
+      </w:r>
+      <w:proofErr w:type="gramStart"/>
+      <w:r>
+        <w:t>Card(</w:t>
+      </w:r>
+      <w:proofErr w:type="gramEnd"/>
+    </w:p>
+    <w:p>
+      <w:r>
+        <w:t xml:space="preserve">              elevation: 5, // </w:t>
+      </w:r>
+      <w:proofErr w:type="spellStart"/>
+      <w:r>
+        <w:t>Tambahkan</w:t>
+      </w:r>
+      <w:proofErr w:type="spellEnd"/>
+      <w:r>
+        <w:t xml:space="preserve"> </w:t>
+      </w:r>
+      <w:proofErr w:type="spellStart"/>
+      <w:r>
+        <w:t>bayangan</w:t>
+      </w:r>
+      <w:proofErr w:type="spellEnd"/>
+    </w:p>
+    <w:p>
+      <w:r>
+        <w:t xml:space="preserve">              child: </w:t>
+      </w:r>
+      <w:proofErr w:type="gramStart"/>
+      <w:r>
+        <w:t>Padding(</w:t>
+      </w:r>
+      <w:proofErr w:type="gramEnd"/>
+    </w:p>
+    <w:p>
+      <w:r>
+        <w:t xml:space="preserve">                padding: </w:t>
+      </w:r>
+      <w:proofErr w:type="spellStart"/>
+      <w:r>
+        <w:t>const</w:t>
+      </w:r>
+      <w:proofErr w:type="spellEnd"/>
+      <w:r>
+        <w:t xml:space="preserve"> </w:t>
+      </w:r>
+      <w:proofErr w:type="spellStart"/>
+      <w:proofErr w:type="gramStart"/>
+      <w:r>
+        <w:t>EdgeInsets.all</w:t>
+      </w:r>
+      <w:proofErr w:type="spellEnd"/>
+      <w:r>
+        <w:t>(</w:t>
+      </w:r>
+      <w:proofErr w:type="gramEnd"/>
+      <w:r>
+        <w:t>16.0),</w:t>
+      </w:r>
+    </w:p>
+    <w:p>
+      <w:r>
+        <w:t xml:space="preserve">                child: </w:t>
+      </w:r>
+      <w:proofErr w:type="gramStart"/>
+      <w:r>
+        <w:t>Column(</w:t>
+      </w:r>
+      <w:proofErr w:type="gramEnd"/>
+    </w:p>
+    <w:p>
+      <w:r>
+        <w:t xml:space="preserve">                  </w:t>
+      </w:r>
+      <w:proofErr w:type="spellStart"/>
+      <w:r>
+        <w:t>crossAxisAlignment</w:t>
+      </w:r>
+      <w:proofErr w:type="spellEnd"/>
+      <w:r>
+        <w:t xml:space="preserve">: </w:t>
+      </w:r>
+      <w:proofErr w:type="spellStart"/>
+      <w:r>
+        <w:t>CrossAxisAlignment.start</w:t>
+      </w:r>
+      <w:proofErr w:type="spellEnd"/>
+      <w:r>
+        <w:t>,</w:t>
+      </w:r>
+    </w:p>
+    <w:p>
+      <w:r>
+        <w:t>                  children: [</w:t>
+      </w:r>
+    </w:p>
+    <w:p>
+      <w:r>
+        <w:t xml:space="preserve">                    </w:t>
+      </w:r>
+      <w:proofErr w:type="gramStart"/>
+      <w:r>
+        <w:t>Text(</w:t>
+      </w:r>
+      <w:proofErr w:type="gramEnd"/>
+    </w:p>
+    <w:p>
+      <w:r>
+        <w:t>                      '</w:t>
+      </w:r>
+      <w:proofErr w:type="spellStart"/>
+      <w:r>
+        <w:t>Informasi</w:t>
+      </w:r>
+      <w:proofErr w:type="spellEnd"/>
+      <w:r>
+        <w:t xml:space="preserve"> </w:t>
+      </w:r>
+      <w:proofErr w:type="spellStart"/>
+      <w:r>
+        <w:t>Aplikasi</w:t>
+      </w:r>
+      <w:proofErr w:type="spellEnd"/>
+      <w:r>
+        <w:t>',</w:t>
+      </w:r>
+    </w:p>
+    <w:p>
+      <w:r>
+        <w:t xml:space="preserve">                      style: </w:t>
+      </w:r>
+      <w:proofErr w:type="spellStart"/>
+      <w:r>
+        <w:t>const</w:t>
+      </w:r>
+      <w:proofErr w:type="spellEnd"/>
+      <w:r>
+        <w:t xml:space="preserve"> </w:t>
+      </w:r>
+      <w:proofErr w:type="spellStart"/>
+      <w:proofErr w:type="gramStart"/>
+      <w:r>
+        <w:t>TextStyle</w:t>
+      </w:r>
+      <w:proofErr w:type="spellEnd"/>
+      <w:r>
+        <w:t>(</w:t>
+      </w:r>
+      <w:proofErr w:type="gramEnd"/>
+    </w:p>
+    <w:p>
+      <w:r>
+        <w:t xml:space="preserve">                        </w:t>
+      </w:r>
+      <w:proofErr w:type="spellStart"/>
+      <w:r>
+        <w:t>fontSize</w:t>
+      </w:r>
+      <w:proofErr w:type="spellEnd"/>
+      <w:r>
+        <w:t>: 20,</w:t>
+      </w:r>
+    </w:p>
+    <w:p>
+      <w:r>
+        <w:t xml:space="preserve">                        </w:t>
+      </w:r>
+      <w:proofErr w:type="spellStart"/>
+      <w:r>
+        <w:t>fontWeight</w:t>
+      </w:r>
+      <w:proofErr w:type="spellEnd"/>
+      <w:r>
+        <w:t xml:space="preserve">: </w:t>
+      </w:r>
+      <w:proofErr w:type="spellStart"/>
+      <w:r>
+        <w:t>FontWeight.bold</w:t>
+      </w:r>
+      <w:proofErr w:type="spellEnd"/>
+      <w:r>
+        <w:t>,</w:t>
+      </w:r>
+    </w:p>
+    <w:p>
+      <w:r>
+        <w:t>                      ),</w:t>
+      </w:r>
+    </w:p>
+    <w:p>
+      <w:r>
+        <w:t>                    ),</w:t>
+      </w:r>
+    </w:p>
+    <w:p>
+      <w:r>
+        <w:t xml:space="preserve">                    </w:t>
+      </w:r>
+      <w:proofErr w:type="spellStart"/>
+      <w:r>
+        <w:t>const</w:t>
+      </w:r>
+      <w:proofErr w:type="spellEnd"/>
+      <w:r>
+        <w:t xml:space="preserve"> </w:t>
+      </w:r>
+      <w:proofErr w:type="spellStart"/>
+      <w:proofErr w:type="gramStart"/>
+      <w:r>
+        <w:t>SizedBox</w:t>
+      </w:r>
+      <w:proofErr w:type="spellEnd"/>
+      <w:r>
+        <w:t>(</w:t>
+      </w:r>
+      <w:proofErr w:type="gramEnd"/>
+      <w:r>
+        <w:t>height: 10),</w:t>
+      </w:r>
+    </w:p>
+    <w:p>
+      <w:r>
+        <w:t xml:space="preserve">                    </w:t>
+      </w:r>
+      <w:proofErr w:type="gramStart"/>
+      <w:r>
+        <w:t>Row(</w:t>
+      </w:r>
+      <w:proofErr w:type="gramEnd"/>
+    </w:p>
+    <w:p>
+      <w:r>
+        <w:t>                      children: [</w:t>
+      </w:r>
+    </w:p>
+    <w:p>
+      <w:r>
+        <w:t xml:space="preserve">                        </w:t>
+      </w:r>
+      <w:proofErr w:type="spellStart"/>
+      <w:r>
+        <w:t>const</w:t>
+      </w:r>
+      <w:proofErr w:type="spellEnd"/>
+      <w:r>
+        <w:t xml:space="preserve"> </w:t>
+      </w:r>
+      <w:proofErr w:type="gramStart"/>
+      <w:r>
+        <w:t>Icon(</w:t>
+      </w:r>
+      <w:proofErr w:type="gramEnd"/>
+      <w:r>
+        <w:t xml:space="preserve">Icons.info), // </w:t>
+      </w:r>
+      <w:proofErr w:type="spellStart"/>
+      <w:r>
+        <w:t>Tambahkan</w:t>
+      </w:r>
+      <w:proofErr w:type="spellEnd"/>
+      <w:r>
+        <w:t xml:space="preserve"> icon</w:t>
+      </w:r>
+    </w:p>
+    <w:p>
+      <w:r>
+        <w:t xml:space="preserve">                        </w:t>
+      </w:r>
+      <w:proofErr w:type="spellStart"/>
+      <w:r>
+        <w:t>const</w:t>
+      </w:r>
+      <w:proofErr w:type="spellEnd"/>
+      <w:r>
+        <w:t xml:space="preserve"> </w:t>
+      </w:r>
+      <w:proofErr w:type="spellStart"/>
+      <w:proofErr w:type="gramStart"/>
+      <w:r>
+        <w:t>SizedBox</w:t>
+      </w:r>
+      <w:proofErr w:type="spellEnd"/>
+      <w:r>
+        <w:t>(</w:t>
+      </w:r>
+      <w:proofErr w:type="gramEnd"/>
+      <w:r>
+        <w:t>width: 10),</w:t>
+      </w:r>
+    </w:p>
+    <w:p>
+      <w:r>
+        <w:t xml:space="preserve">                        </w:t>
+      </w:r>
+      <w:proofErr w:type="gramStart"/>
+      <w:r>
+        <w:t>Text(</w:t>
+      </w:r>
+      <w:proofErr w:type="gramEnd"/>
+    </w:p>
+    <w:p>
+      <w:r>
+        <w:t>                          '</w:t>
+      </w:r>
+      <w:proofErr w:type="spellStart"/>
+      <w:r>
+        <w:t>Versi</w:t>
+      </w:r>
+      <w:proofErr w:type="spellEnd"/>
+      <w:r>
+        <w:t>: 1.0.0',</w:t>
+      </w:r>
+    </w:p>
+    <w:p>
+      <w:r>
+        <w:lastRenderedPageBreak/>
+        <w:t xml:space="preserve">                          style: </w:t>
+      </w:r>
+      <w:proofErr w:type="spellStart"/>
+      <w:r>
+        <w:t>const</w:t>
+      </w:r>
+      <w:proofErr w:type="spellEnd"/>
+      <w:r>
+        <w:t xml:space="preserve"> </w:t>
+      </w:r>
+      <w:proofErr w:type="spellStart"/>
+      <w:proofErr w:type="gramStart"/>
+      <w:r>
+        <w:t>TextStyle</w:t>
+      </w:r>
+      <w:proofErr w:type="spellEnd"/>
+      <w:r>
+        <w:t>(</w:t>
+      </w:r>
+      <w:proofErr w:type="spellStart"/>
+      <w:proofErr w:type="gramEnd"/>
+      <w:r>
+        <w:t>fontSize</w:t>
+      </w:r>
+      <w:proofErr w:type="spellEnd"/>
+      <w:r>
+        <w:t>: 16),</w:t>
+      </w:r>
+    </w:p>
+    <w:p>
+      <w:r>
+        <w:t>                        ),</w:t>
+      </w:r>
+    </w:p>
+    <w:p>
+      <w:r>
+        <w:t>                      ],</w:t>
+      </w:r>
+    </w:p>
+    <w:p>
+      <w:r>
+        <w:t>                    ),</w:t>
+      </w:r>
+    </w:p>
+    <w:p>
+      <w:r>
+        <w:t xml:space="preserve">                    </w:t>
+      </w:r>
+      <w:proofErr w:type="spellStart"/>
+      <w:r>
+        <w:t>const</w:t>
+      </w:r>
+      <w:proofErr w:type="spellEnd"/>
+      <w:r>
+        <w:t xml:space="preserve"> </w:t>
+      </w:r>
+      <w:proofErr w:type="spellStart"/>
+      <w:proofErr w:type="gramStart"/>
+      <w:r>
+        <w:t>SizedBox</w:t>
+      </w:r>
+      <w:proofErr w:type="spellEnd"/>
+      <w:r>
+        <w:t>(</w:t>
+      </w:r>
+      <w:proofErr w:type="gramEnd"/>
+      <w:r>
+        <w:t>height: 10),</w:t>
+      </w:r>
+    </w:p>
+    <w:p>
+      <w:r>
+        <w:t xml:space="preserve">                    </w:t>
+      </w:r>
+      <w:proofErr w:type="gramStart"/>
+      <w:r>
+        <w:t>Row(</w:t>
+      </w:r>
+      <w:proofErr w:type="gramEnd"/>
+    </w:p>
+    <w:p>
+      <w:r>
+        <w:t>                      children: [</w:t>
+      </w:r>
+    </w:p>
+    <w:p>
+      <w:r>
+        <w:t xml:space="preserve">                        </w:t>
+      </w:r>
+      <w:proofErr w:type="spellStart"/>
+      <w:r>
+        <w:t>const</w:t>
+      </w:r>
+      <w:proofErr w:type="spellEnd"/>
+      <w:r>
+        <w:t xml:space="preserve"> </w:t>
+      </w:r>
+      <w:proofErr w:type="gramStart"/>
+      <w:r>
+        <w:t>Icon(</w:t>
+      </w:r>
+      <w:proofErr w:type="spellStart"/>
+      <w:proofErr w:type="gramEnd"/>
+      <w:r>
+        <w:t>Icons.person</w:t>
+      </w:r>
+      <w:proofErr w:type="spellEnd"/>
+      <w:r>
+        <w:t xml:space="preserve">), // </w:t>
+      </w:r>
+      <w:proofErr w:type="spellStart"/>
+      <w:r>
+        <w:t>Tambahkan</w:t>
+      </w:r>
+      <w:proofErr w:type="spellEnd"/>
+      <w:r>
+        <w:t xml:space="preserve"> icon</w:t>
+      </w:r>
+    </w:p>
+    <w:p>
+      <w:r>
+        <w:t xml:space="preserve">                        </w:t>
+      </w:r>
+      <w:proofErr w:type="spellStart"/>
+      <w:r>
+        <w:t>const</w:t>
+      </w:r>
+      <w:proofErr w:type="spellEnd"/>
+      <w:r>
+        <w:t xml:space="preserve"> </w:t>
+      </w:r>
+      <w:proofErr w:type="spellStart"/>
+      <w:proofErr w:type="gramStart"/>
+      <w:r>
+        <w:t>SizedBox</w:t>
+      </w:r>
+      <w:proofErr w:type="spellEnd"/>
+      <w:r>
+        <w:t>(</w:t>
+      </w:r>
+      <w:proofErr w:type="gramEnd"/>
+      <w:r>
+        <w:t>width: 10),</w:t>
+      </w:r>
+    </w:p>
+    <w:p>
+      <w:r>
+        <w:t xml:space="preserve">                        </w:t>
+      </w:r>
+      <w:proofErr w:type="gramStart"/>
+      <w:r>
+        <w:t>Text(</w:t>
+      </w:r>
+      <w:proofErr w:type="gramEnd"/>
+    </w:p>
+    <w:p>
+      <w:r>
+        <w:t>                          '</w:t>
+      </w:r>
+      <w:proofErr w:type="spellStart"/>
+      <w:r>
+        <w:t>Pengembang</w:t>
+      </w:r>
+      <w:proofErr w:type="spellEnd"/>
+      <w:r>
+        <w:t xml:space="preserve">: </w:t>
+      </w:r>
+      <w:proofErr w:type="spellStart"/>
+      <w:r>
+        <w:t>Mahasiswa</w:t>
+      </w:r>
+      <w:proofErr w:type="spellEnd"/>
+      <w:r>
+        <w:t>',</w:t>
+      </w:r>
+    </w:p>
+    <w:p>
+      <w:r>
+        <w:t xml:space="preserve">                          style: </w:t>
+      </w:r>
+      <w:proofErr w:type="spellStart"/>
+      <w:r>
+        <w:t>const</w:t>
+      </w:r>
+      <w:proofErr w:type="spellEnd"/>
+      <w:r>
+        <w:t xml:space="preserve"> </w:t>
+      </w:r>
+      <w:proofErr w:type="spellStart"/>
+      <w:proofErr w:type="gramStart"/>
+      <w:r>
+        <w:t>TextStyle</w:t>
+      </w:r>
+      <w:proofErr w:type="spellEnd"/>
+      <w:r>
+        <w:t>(</w:t>
+      </w:r>
+      <w:proofErr w:type="spellStart"/>
+      <w:proofErr w:type="gramEnd"/>
+      <w:r>
+        <w:t>fontSize</w:t>
+      </w:r>
+      <w:proofErr w:type="spellEnd"/>
+      <w:r>
+        <w:t>: 16),</w:t>
+      </w:r>
+    </w:p>
+    <w:p>
+      <w:r>
+        <w:t>                        ),</w:t>
+      </w:r>
+    </w:p>
+    <w:p>
+      <w:r>
+        <w:t>                      ],</w:t>
+      </w:r>
+    </w:p>
+    <w:p>
+      <w:r>
+        <w:t>                    ),</w:t>
+      </w:r>
+    </w:p>
+    <w:p>
+      <w:r>
+        <w:t xml:space="preserve">                    </w:t>
+      </w:r>
+      <w:proofErr w:type="spellStart"/>
+      <w:r>
+        <w:t>const</w:t>
+      </w:r>
+      <w:proofErr w:type="spellEnd"/>
+      <w:r>
+        <w:t xml:space="preserve"> </w:t>
+      </w:r>
+      <w:proofErr w:type="spellStart"/>
+      <w:proofErr w:type="gramStart"/>
+      <w:r>
+        <w:t>SizedBox</w:t>
+      </w:r>
+      <w:proofErr w:type="spellEnd"/>
+      <w:r>
+        <w:t>(</w:t>
+      </w:r>
+      <w:proofErr w:type="gramEnd"/>
+      <w:r>
+        <w:t>height: 10),</w:t>
+      </w:r>
+    </w:p>
+    <w:p>
+      <w:r>
+        <w:t xml:space="preserve">                    </w:t>
+      </w:r>
+      <w:proofErr w:type="gramStart"/>
+      <w:r>
+        <w:t>Row(</w:t>
+      </w:r>
+      <w:proofErr w:type="gramEnd"/>
+    </w:p>
+    <w:p>
+      <w:r>
+        <w:t>                      children: [</w:t>
+      </w:r>
+    </w:p>
+    <w:p>
+      <w:r>
+        <w:t xml:space="preserve">                        </w:t>
+      </w:r>
+      <w:proofErr w:type="spellStart"/>
+      <w:r>
+        <w:t>const</w:t>
+      </w:r>
+      <w:proofErr w:type="spellEnd"/>
+      <w:r>
+        <w:t xml:space="preserve"> </w:t>
+      </w:r>
+      <w:proofErr w:type="gramStart"/>
+      <w:r>
+        <w:t>Icon(</w:t>
+      </w:r>
+      <w:proofErr w:type="spellStart"/>
+      <w:proofErr w:type="gramEnd"/>
+      <w:r>
+        <w:t>Icons.school</w:t>
+      </w:r>
+      <w:proofErr w:type="spellEnd"/>
+      <w:r>
+        <w:t xml:space="preserve">), // </w:t>
+      </w:r>
+      <w:proofErr w:type="spellStart"/>
+      <w:r>
+        <w:t>Tambahkan</w:t>
+      </w:r>
+      <w:proofErr w:type="spellEnd"/>
+      <w:r>
+        <w:t xml:space="preserve"> icon</w:t>
+      </w:r>
+    </w:p>
+    <w:p>
+      <w:r>
+        <w:t xml:space="preserve">                        </w:t>
+      </w:r>
+      <w:proofErr w:type="spellStart"/>
+      <w:r>
+        <w:t>const</w:t>
+      </w:r>
+      <w:proofErr w:type="spellEnd"/>
+      <w:r>
+        <w:t xml:space="preserve"> </w:t>
+      </w:r>
+      <w:proofErr w:type="spellStart"/>
+      <w:proofErr w:type="gramStart"/>
+      <w:r>
+        <w:t>SizedBox</w:t>
+      </w:r>
+      <w:proofErr w:type="spellEnd"/>
+      <w:r>
+        <w:t>(</w:t>
+      </w:r>
+      <w:proofErr w:type="gramEnd"/>
+      <w:r>
+        <w:t>width: 10),</w:t>
+      </w:r>
+    </w:p>
+    <w:p>
+      <w:r>
+        <w:t xml:space="preserve">                        </w:t>
+      </w:r>
+      <w:proofErr w:type="gramStart"/>
+      <w:r>
+        <w:t>Text(</w:t>
+      </w:r>
+      <w:proofErr w:type="gramEnd"/>
+    </w:p>
+    <w:p>
+      <w:r>
+        <w:t xml:space="preserve">                          'Mata Kuliah: </w:t>
+      </w:r>
+      <w:proofErr w:type="spellStart"/>
+      <w:r>
+        <w:t>Pemrograman</w:t>
+      </w:r>
+      <w:proofErr w:type="spellEnd"/>
+      <w:r>
+        <w:t xml:space="preserve"> Mobile',</w:t>
+      </w:r>
+    </w:p>
+    <w:p>
+      <w:r>
+        <w:t xml:space="preserve">                          style: </w:t>
+      </w:r>
+      <w:proofErr w:type="spellStart"/>
+      <w:r>
+        <w:t>const</w:t>
+      </w:r>
+      <w:proofErr w:type="spellEnd"/>
+      <w:r>
+        <w:t xml:space="preserve"> </w:t>
+      </w:r>
+      <w:proofErr w:type="spellStart"/>
+      <w:proofErr w:type="gramStart"/>
+      <w:r>
+        <w:t>TextStyle</w:t>
+      </w:r>
+      <w:proofErr w:type="spellEnd"/>
+      <w:r>
+        <w:t>(</w:t>
+      </w:r>
+      <w:proofErr w:type="spellStart"/>
+      <w:proofErr w:type="gramEnd"/>
+      <w:r>
+        <w:t>fontSize</w:t>
+      </w:r>
+      <w:proofErr w:type="spellEnd"/>
+      <w:r>
+        <w:t>: 16),</w:t>
+      </w:r>
+    </w:p>
+    <w:p>
+      <w:r>
+        <w:t>                        ),</w:t>
+      </w:r>
+    </w:p>
+    <w:p>
+      <w:r>
+        <w:t>                      ],</w:t>
+      </w:r>
+    </w:p>
+    <w:p>
+      <w:r>
+        <w:t>                    ),</w:t>
+      </w:r>
+    </w:p>
+    <w:p>
+      <w:r>
+        <w:t>                  ],</w:t>
+      </w:r>
+    </w:p>
+    <w:p>
+      <w:r>
+        <w:t>                ),</w:t>
+      </w:r>
+    </w:p>
+    <w:p>
+      <w:r>
+        <w:t>              ),</w:t>
+      </w:r>
+    </w:p>
+    <w:p>
+      <w:r>
+        <w:t>            ),</w:t>
+      </w:r>
+    </w:p>
+    <w:p>
+      <w:r>
+        <w:t>          ],</w:t>
+      </w:r>
+    </w:p>
+    <w:p>
+      <w:r>
+        <w:lastRenderedPageBreak/>
+        <w:t>        ),</w:t>
+      </w:r>
+    </w:p>
+    <w:p>
+      <w:r>
+        <w:t>      ),</w:t>
+      </w:r>
+    </w:p>
+    <w:p>
+      <w:r>
+        <w:t>    );</w:t>
+      </w:r>
+    </w:p>
+    <w:p>
+      <w:r>
+        <w:t>  }</w:t>
+      </w:r>
+    </w:p>
+    <w:p>
+      <w:r>
+        <w:t>}</w:t>
+      </w:r>
+    </w:p>
+    <w:p/>
     <w:p>
       <w:pPr>
         <w:pStyle w:val="Heading2"/>
       </w:pPr>
-      <w:r>
-        <w:t>Langkah 3</w:t>
-      </w:r>
-    </w:p>
-    <w:p>
-      <w:r>
-        <w:drawing>
-          <wp:inline distT="0" distB="0" distL="0" distR="0" wp14:anchorId="69F1C581" wp14:editId="7B32DC06">
-            <wp:extent cx="3896269" cy="1181265"/>
-            <wp:effectExtent l="0" t="0" r="9525" b="0"/>
-            <wp:docPr id="120138115" name="Picture 1"/>
-            <wp:cNvGraphicFramePr>
-              <a:graphicFrameLocks xmlns:a="http://schemas.openxmlformats.org/drawingml/2006/main" noChangeAspect="1"/>
-            </wp:cNvGraphicFramePr>
-            <a:graphic xmlns:a="http://schemas.openxmlformats.org/drawingml/2006/main">
-              <a:graphicData uri="http://schemas.openxmlformats.org/drawingml/2006/picture">
-                <pic:pic xmlns:pic="http://schemas.openxmlformats.org/drawingml/2006/picture">
-                  <pic:nvPicPr>
-                    <pic:cNvPr id="120138115" name=""/>
-                    <pic:cNvPicPr/>
-                  </pic:nvPicPr>
-                  <pic:blipFill>
-                    <a:blip r:embed="rId9"/>
-                    <a:stretch>
-                      <a:fillRect/>
-                    </a:stretch>
-                  </pic:blipFill>
-                  <pic:spPr>
-                    <a:xfrm>
-                      <a:off x="0" y="0"/>
-                      <a:ext cx="3896269" cy="1181265"/>
-                    </a:xfrm>
-                    <a:prstGeom prst="rect">
-                      <a:avLst/>
-                    </a:prstGeom>
-                  </pic:spPr>
-                </pic:pic>
-              </a:graphicData>
-            </a:graphic>
-          </wp:inline>
-        </w:drawing>
-      </w:r>
-    </w:p>
+      <w:proofErr w:type="gramStart"/>
+      <w:r>
+        <w:t>Output :</w:t>
+      </w:r>
+      <w:proofErr w:type="gramEnd"/>
+    </w:p>
+    <w:p/>
     <w:p>
       <w:pPr>
         <w:pStyle w:val="Heading1"/>
       </w:pPr>
       <w:proofErr w:type="spellStart"/>
       <w:r>
-        <w:t>Praktikum</w:t>
-      </w:r>
-      <w:proofErr w:type="spellEnd"/>
-      <w:r>
-        <w:t xml:space="preserve"> 2</w:t>
-      </w:r>
+        <w:t>Home_</w:t>
+      </w:r>
+      <w:proofErr w:type="gramStart"/>
+      <w:r>
+        <w:t>page.dart</w:t>
+      </w:r>
+      <w:proofErr w:type="spellEnd"/>
+      <w:proofErr w:type="gramEnd"/>
     </w:p>
     <w:p>
       <w:pPr>
         <w:pStyle w:val="Heading2"/>
       </w:pPr>
-      <w:r>
-        <w:t>Langkah 1</w:t>
-      </w:r>
-    </w:p>
-    <w:p>
-      <w:r>
-        <w:drawing>
-          <wp:inline distT="0" distB="0" distL="0" distR="0" wp14:anchorId="5B53876D" wp14:editId="197286CB">
-            <wp:extent cx="5731510" cy="956945"/>
-            <wp:effectExtent l="0" t="0" r="2540" b="0"/>
-            <wp:docPr id="1245698690" name="Picture 1"/>
-            <wp:cNvGraphicFramePr>
-              <a:graphicFrameLocks xmlns:a="http://schemas.openxmlformats.org/drawingml/2006/main" noChangeAspect="1"/>
-            </wp:cNvGraphicFramePr>
-            <a:graphic xmlns:a="http://schemas.openxmlformats.org/drawingml/2006/main">
-              <a:graphicData uri="http://schemas.openxmlformats.org/drawingml/2006/picture">
-                <pic:pic xmlns:pic="http://schemas.openxmlformats.org/drawingml/2006/picture">
-                  <pic:nvPicPr>
-                    <pic:cNvPr id="1245698690" name=""/>
-                    <pic:cNvPicPr/>
-                  </pic:nvPicPr>
-                  <pic:blipFill>
-                    <a:blip r:embed="rId10"/>
-                    <a:stretch>
-                      <a:fillRect/>
-                    </a:stretch>
-                  </pic:blipFill>
-                  <pic:spPr>
-                    <a:xfrm>
-                      <a:off x="0" y="0"/>
-                      <a:ext cx="5731510" cy="956945"/>
-                    </a:xfrm>
-                    <a:prstGeom prst="rect">
-                      <a:avLst/>
-                    </a:prstGeom>
-                  </pic:spPr>
-                </pic:pic>
-              </a:graphicData>
-            </a:graphic>
-          </wp:inline>
-        </w:drawing>
-      </w:r>
+      <w:proofErr w:type="gramStart"/>
+      <w:r>
+        <w:t>Code :</w:t>
+      </w:r>
+      <w:proofErr w:type="gramEnd"/>
     </w:p>
     <w:p>
       <w:pPr>
         <w:pStyle w:val="Heading2"/>
       </w:pPr>
-      <w:r>
-        <w:t>Langkah 2</w:t>
-      </w:r>
-    </w:p>
-    <w:p>
-      <w:r>
-        <w:drawing>
-          <wp:inline distT="0" distB="0" distL="0" distR="0" wp14:anchorId="1A7D1673" wp14:editId="4BD30801">
-            <wp:extent cx="3658111" cy="685896"/>
-            <wp:effectExtent l="0" t="0" r="0" b="0"/>
-            <wp:docPr id="366540540" name="Picture 1"/>
-            <wp:cNvGraphicFramePr>
-              <a:graphicFrameLocks xmlns:a="http://schemas.openxmlformats.org/drawingml/2006/main" noChangeAspect="1"/>
-            </wp:cNvGraphicFramePr>
-            <a:graphic xmlns:a="http://schemas.openxmlformats.org/drawingml/2006/main">
-              <a:graphicData uri="http://schemas.openxmlformats.org/drawingml/2006/picture">
-                <pic:pic xmlns:pic="http://schemas.openxmlformats.org/drawingml/2006/picture">
-                  <pic:nvPicPr>
-                    <pic:cNvPr id="366540540" name=""/>
-                    <pic:cNvPicPr/>
-                  </pic:nvPicPr>
-                  <pic:blipFill>
-                    <a:blip r:embed="rId11"/>
-                    <a:stretch>
-                      <a:fillRect/>
-                    </a:stretch>
-                  </pic:blipFill>
-                  <pic:spPr>
-                    <a:xfrm>
-                      <a:off x="0" y="0"/>
-                      <a:ext cx="3658111" cy="685896"/>
-                    </a:xfrm>
-                    <a:prstGeom prst="rect">
-                      <a:avLst/>
-                    </a:prstGeom>
-                  </pic:spPr>
-                </pic:pic>
-              </a:graphicData>
-            </a:graphic>
-          </wp:inline>
-        </w:drawing>
-      </w:r>
+      <w:proofErr w:type="gramStart"/>
+      <w:r>
+        <w:t>Output :</w:t>
+      </w:r>
+      <w:proofErr w:type="gramEnd"/>
+    </w:p>
+    <w:p>
+      <w:pPr>
+        <w:pStyle w:val="Heading1"/>
+      </w:pPr>
+      <w:proofErr w:type="spellStart"/>
+      <w:r>
+        <w:t>Landing_</w:t>
+      </w:r>
+      <w:proofErr w:type="gramStart"/>
+      <w:r>
+        <w:t>page.dart</w:t>
+      </w:r>
+      <w:proofErr w:type="spellEnd"/>
+      <w:proofErr w:type="gramEnd"/>
     </w:p>
     <w:p>
       <w:pPr>
         <w:pStyle w:val="Heading2"/>
       </w:pPr>
-      <w:r>
-        <w:lastRenderedPageBreak/>
-        <w:t>Langkah 3</w:t>
-      </w:r>
-    </w:p>
-    <w:p>
-      <w:r>
-        <w:drawing>
-          <wp:inline distT="0" distB="0" distL="0" distR="0" wp14:anchorId="3588E8F4" wp14:editId="605DB985">
-            <wp:extent cx="3686689" cy="1181265"/>
-            <wp:effectExtent l="0" t="0" r="0" b="0"/>
-            <wp:docPr id="959979164" name="Picture 1"/>
-            <wp:cNvGraphicFramePr>
-              <a:graphicFrameLocks xmlns:a="http://schemas.openxmlformats.org/drawingml/2006/main" noChangeAspect="1"/>
-            </wp:cNvGraphicFramePr>
-            <a:graphic xmlns:a="http://schemas.openxmlformats.org/drawingml/2006/main">
-              <a:graphicData uri="http://schemas.openxmlformats.org/drawingml/2006/picture">
-                <pic:pic xmlns:pic="http://schemas.openxmlformats.org/drawingml/2006/picture">
-                  <pic:nvPicPr>
-                    <pic:cNvPr id="959979164" name=""/>
-                    <pic:cNvPicPr/>
-                  </pic:nvPicPr>
-                  <pic:blipFill>
-                    <a:blip r:embed="rId12"/>
-                    <a:stretch>
-                      <a:fillRect/>
-                    </a:stretch>
-                  </pic:blipFill>
-                  <pic:spPr>
-                    <a:xfrm>
-                      <a:off x="0" y="0"/>
-                      <a:ext cx="3686689" cy="1181265"/>
-                    </a:xfrm>
-                    <a:prstGeom prst="rect">
-                      <a:avLst/>
-                    </a:prstGeom>
-                  </pic:spPr>
-                </pic:pic>
-              </a:graphicData>
-            </a:graphic>
-          </wp:inline>
-        </w:drawing>
-      </w:r>
+      <w:proofErr w:type="gramStart"/>
+      <w:r>
+        <w:t>Code :</w:t>
+      </w:r>
+      <w:proofErr w:type="gramEnd"/>
+    </w:p>
+    <w:p>
+      <w:pPr>
+        <w:pStyle w:val="Heading2"/>
+      </w:pPr>
+      <w:proofErr w:type="gramStart"/>
+      <w:r>
+        <w:t>Output :</w:t>
+      </w:r>
+      <w:proofErr w:type="gramEnd"/>
     </w:p>
     <w:p>
       <w:pPr>
@@ -763,12 +2636,49 @@
       </w:pPr>
       <w:proofErr w:type="spellStart"/>
       <w:r>
-        <w:t>Praktikum</w:t>
-      </w:r>
-      <w:proofErr w:type="spellEnd"/>
-      <w:r>
-        <w:t xml:space="preserve"> 3</w:t>
-      </w:r>
+        <w:t>Loading_</w:t>
+      </w:r>
+      <w:proofErr w:type="gramStart"/>
+      <w:r>
+        <w:t>page.dart</w:t>
+      </w:r>
+      <w:proofErr w:type="spellEnd"/>
+      <w:proofErr w:type="gramEnd"/>
+    </w:p>
+    <w:p>
+      <w:pPr>
+        <w:spacing w:line="480" w:lineRule="auto"/>
+      </w:pPr>
+    </w:p>
+    <w:p>
+      <w:pPr>
+        <w:pStyle w:val="Heading1"/>
+      </w:pPr>
+      <w:proofErr w:type="spellStart"/>
+      <w:r>
+        <w:t>Login_</w:t>
+      </w:r>
+      <w:proofErr w:type="gramStart"/>
+      <w:r>
+        <w:t>page.dart</w:t>
+      </w:r>
+      <w:proofErr w:type="spellEnd"/>
+      <w:proofErr w:type="gramEnd"/>
+    </w:p>
+    <w:p>
+      <w:pPr>
+        <w:pStyle w:val="Heading1"/>
+      </w:pPr>
+      <w:proofErr w:type="spellStart"/>
+      <w:r>
+        <w:t>Profile_</w:t>
+      </w:r>
+      <w:proofErr w:type="gramStart"/>
+      <w:r>
+        <w:t>page.dart</w:t>
+      </w:r>
+      <w:proofErr w:type="spellEnd"/>
+      <w:proofErr w:type="gramEnd"/>
     </w:p>
     <w:p/>
     <w:p/>
@@ -1638,7 +3548,6 @@
   <w:style w:type="character" w:default="1" w:styleId="DefaultParagraphFont">
     <w:name w:val="Default Paragraph Font"/>
     <w:uiPriority w:val="1"/>
-    <w:semiHidden/>
     <w:unhideWhenUsed/>
   </w:style>
   <w:style w:type="table" w:default="1" w:styleId="TableNormal">
